--- a/assets/무형문화유산 전승_기획서 양식_ver.0.0.0_20260702.docx
+++ b/assets/무형문화유산 전승_기획서 양식_ver.0.0.0_20260702.docx
@@ -989,6 +989,7 @@
       </w:r>
       <w:bookmarkEnd w:id="0"/>
     </w:p>
+    <w:p/>
     <w:sectPr>
       <w:footerReference w:type="default" r:id="rId9"/>
       <w:pgSz w:w="11906" w:h="16838"/>
@@ -1327,7 +1328,7 @@
   <w:abstractNum w:abstractNumId="2" w15:restartNumberingAfterBreak="0">
     <w:nsid w:val="1482775B"/>
     <w:multiLevelType w:val="multilevel"/>
-    <w:tmpl w:val="0EBA3C40"/>
+    <w:tmpl w:val="7B70072A"/>
     <w:lvl w:ilvl="0">
       <w:start w:val="1"/>
       <w:numFmt w:val="decimal"/>
@@ -1337,6 +1338,9 @@
       <w:pPr>
         <w:ind w:left="432" w:hanging="432"/>
       </w:pPr>
+      <w:rPr>
+        <w:rFonts w:hint="eastAsia"/>
+      </w:rPr>
     </w:lvl>
     <w:lvl w:ilvl="1">
       <w:start w:val="1"/>
@@ -1347,6 +1351,9 @@
       <w:pPr>
         <w:ind w:left="576" w:hanging="576"/>
       </w:pPr>
+      <w:rPr>
+        <w:rFonts w:hint="eastAsia"/>
+      </w:rPr>
     </w:lvl>
     <w:lvl w:ilvl="2">
       <w:start w:val="1"/>
@@ -1357,25 +1364,36 @@
       <w:pPr>
         <w:ind w:left="720" w:hanging="720"/>
       </w:pPr>
+      <w:rPr>
+        <w:rFonts w:hint="eastAsia"/>
+      </w:rPr>
     </w:lvl>
     <w:lvl w:ilvl="3">
       <w:start w:val="1"/>
       <w:numFmt w:val="decimal"/>
+      <w:pStyle w:val="4"/>
       <w:lvlText w:val="%1.%2.%3.%4"/>
       <w:lvlJc w:val="left"/>
       <w:pPr>
         <w:ind w:left="864" w:hanging="864"/>
       </w:pPr>
+      <w:rPr>
+        <w:rFonts w:hint="eastAsia"/>
+      </w:rPr>
     </w:lvl>
     <w:lvl w:ilvl="4">
       <w:start w:val="1"/>
-      <w:numFmt w:val="decimal"/>
+      <w:numFmt w:val="none"/>
+      <w:lvlRestart w:val="0"/>
       <w:pStyle w:val="5"/>
-      <w:lvlText w:val="%1.%2.%3.%4.%5"/>
-      <w:lvlJc w:val="left"/>
-      <w:pPr>
-        <w:ind w:left="1008" w:hanging="1008"/>
-      </w:pPr>
+      <w:lvlText w:val=""/>
+      <w:lvlJc w:val="left"/>
+      <w:pPr>
+        <w:ind w:left="0" w:firstLine="0"/>
+      </w:pPr>
+      <w:rPr>
+        <w:rFonts w:hint="eastAsia"/>
+      </w:rPr>
     </w:lvl>
     <w:lvl w:ilvl="5">
       <w:start w:val="1"/>
@@ -1386,6 +1404,9 @@
       <w:pPr>
         <w:ind w:left="1152" w:hanging="1152"/>
       </w:pPr>
+      <w:rPr>
+        <w:rFonts w:hint="eastAsia"/>
+      </w:rPr>
     </w:lvl>
     <w:lvl w:ilvl="6">
       <w:start w:val="1"/>
@@ -1396,6 +1417,9 @@
       <w:pPr>
         <w:ind w:left="1296" w:hanging="1296"/>
       </w:pPr>
+      <w:rPr>
+        <w:rFonts w:hint="eastAsia"/>
+      </w:rPr>
     </w:lvl>
     <w:lvl w:ilvl="7">
       <w:start w:val="1"/>
@@ -1406,6 +1430,9 @@
       <w:pPr>
         <w:ind w:left="1440" w:hanging="1440"/>
       </w:pPr>
+      <w:rPr>
+        <w:rFonts w:hint="eastAsia"/>
+      </w:rPr>
     </w:lvl>
     <w:lvl w:ilvl="8">
       <w:start w:val="1"/>
@@ -1416,6 +1443,9 @@
       <w:pPr>
         <w:ind w:left="1584" w:hanging="1584"/>
       </w:pPr>
+      <w:rPr>
+        <w:rFonts w:hint="eastAsia"/>
+      </w:rPr>
     </w:lvl>
   </w:abstractNum>
   <w:abstractNum w:abstractNumId="3" w15:restartNumberingAfterBreak="0">
@@ -5081,7 +5111,7 @@
     <w:uiPriority w:val="9"/>
     <w:unhideWhenUsed/>
     <w:qFormat/>
-    <w:rsid w:val="00CC0586"/>
+    <w:rsid w:val="00F54EA8"/>
     <w:pPr>
       <w:keepNext/>
       <w:keepLines/>
@@ -5098,7 +5128,7 @@
       <w:bCs/>
       <w:smallCaps/>
       <w:color w:val="000000" w:themeColor="text1"/>
-      <w:sz w:val="28"/>
+      <w:sz w:val="32"/>
       <w:szCs w:val="28"/>
     </w:rPr>
   </w:style>
@@ -5110,7 +5140,7 @@
     <w:uiPriority w:val="9"/>
     <w:unhideWhenUsed/>
     <w:qFormat/>
-    <w:rsid w:val="00CC0586"/>
+    <w:rsid w:val="00F54EA8"/>
     <w:pPr>
       <w:keepNext/>
       <w:keepLines/>
@@ -5126,6 +5156,7 @@
       <w:b/>
       <w:bCs/>
       <w:color w:val="000000" w:themeColor="text1"/>
+      <w:sz w:val="28"/>
     </w:rPr>
   </w:style>
   <w:style w:type="paragraph" w:styleId="4">
@@ -5136,10 +5167,14 @@
     <w:uiPriority w:val="9"/>
     <w:unhideWhenUsed/>
     <w:qFormat/>
-    <w:rsid w:val="008D7DA6"/>
+    <w:rsid w:val="00F54EA8"/>
     <w:pPr>
       <w:keepNext/>
       <w:keepLines/>
+      <w:numPr>
+        <w:ilvl w:val="3"/>
+        <w:numId w:val="1"/>
+      </w:numPr>
       <w:spacing w:before="200" w:after="0"/>
       <w:outlineLvl w:val="3"/>
     </w:pPr>
@@ -5149,6 +5184,7 @@
       <w:bCs/>
       <w:iCs/>
       <w:color w:val="000000" w:themeColor="text1"/>
+      <w:sz w:val="24"/>
     </w:rPr>
   </w:style>
   <w:style w:type="paragraph" w:styleId="5">
@@ -5157,10 +5193,9 @@
     <w:next w:val="a"/>
     <w:link w:val="5Char"/>
     <w:uiPriority w:val="9"/>
-    <w:semiHidden/>
     <w:unhideWhenUsed/>
     <w:qFormat/>
-    <w:rsid w:val="00CC0586"/>
+    <w:rsid w:val="00F54EA8"/>
     <w:pPr>
       <w:keepNext/>
       <w:keepLines/>
@@ -5173,6 +5208,7 @@
     </w:pPr>
     <w:rPr>
       <w:rFonts w:asciiTheme="majorHAnsi" w:eastAsiaTheme="majorEastAsia" w:hAnsiTheme="majorHAnsi" w:cstheme="majorBidi"/>
+      <w:b/>
       <w:color w:val="323E4F" w:themeColor="text2" w:themeShade="BF"/>
     </w:rPr>
   </w:style>
@@ -5334,14 +5370,14 @@
     <w:basedOn w:val="a0"/>
     <w:link w:val="2"/>
     <w:uiPriority w:val="9"/>
-    <w:rsid w:val="00CC0586"/>
+    <w:rsid w:val="00F54EA8"/>
     <w:rPr>
       <w:rFonts w:asciiTheme="majorHAnsi" w:eastAsiaTheme="majorEastAsia" w:hAnsiTheme="majorHAnsi" w:cstheme="majorBidi"/>
       <w:b/>
       <w:bCs/>
       <w:smallCaps/>
       <w:color w:val="000000" w:themeColor="text1"/>
-      <w:sz w:val="28"/>
+      <w:sz w:val="32"/>
       <w:szCs w:val="28"/>
     </w:rPr>
   </w:style>
@@ -5350,12 +5386,13 @@
     <w:basedOn w:val="a0"/>
     <w:link w:val="3"/>
     <w:uiPriority w:val="9"/>
-    <w:rsid w:val="00CC0586"/>
+    <w:rsid w:val="00F54EA8"/>
     <w:rPr>
       <w:rFonts w:asciiTheme="majorHAnsi" w:eastAsiaTheme="majorEastAsia" w:hAnsiTheme="majorHAnsi" w:cstheme="majorBidi"/>
       <w:b/>
       <w:bCs/>
       <w:color w:val="000000" w:themeColor="text1"/>
+      <w:sz w:val="28"/>
     </w:rPr>
   </w:style>
   <w:style w:type="character" w:customStyle="1" w:styleId="4Char">
@@ -5363,13 +5400,14 @@
     <w:basedOn w:val="a0"/>
     <w:link w:val="4"/>
     <w:uiPriority w:val="9"/>
-    <w:rsid w:val="008D7DA6"/>
+    <w:rsid w:val="00F54EA8"/>
     <w:rPr>
       <w:rFonts w:asciiTheme="majorHAnsi" w:eastAsiaTheme="majorEastAsia" w:hAnsiTheme="majorHAnsi" w:cstheme="majorBidi"/>
       <w:b/>
       <w:bCs/>
       <w:iCs/>
       <w:color w:val="000000" w:themeColor="text1"/>
+      <w:sz w:val="24"/>
     </w:rPr>
   </w:style>
   <w:style w:type="character" w:customStyle="1" w:styleId="5Char">
@@ -5377,10 +5415,10 @@
     <w:basedOn w:val="a0"/>
     <w:link w:val="5"/>
     <w:uiPriority w:val="9"/>
-    <w:semiHidden/>
-    <w:rsid w:val="00CC0586"/>
+    <w:rsid w:val="00F54EA8"/>
     <w:rPr>
       <w:rFonts w:asciiTheme="majorHAnsi" w:eastAsiaTheme="majorEastAsia" w:hAnsiTheme="majorHAnsi" w:cstheme="majorBidi"/>
+      <w:b/>
       <w:color w:val="323E4F" w:themeColor="text2" w:themeShade="BF"/>
     </w:rPr>
   </w:style>
@@ -6203,8 +6241,10 @@
     <w:rsid w:val="001615B4"/>
     <w:rsid w:val="001A3BD1"/>
     <w:rsid w:val="001E1951"/>
+    <w:rsid w:val="00246177"/>
     <w:rsid w:val="00271005"/>
     <w:rsid w:val="00335134"/>
+    <w:rsid w:val="00351CCB"/>
     <w:rsid w:val="00390B3C"/>
     <w:rsid w:val="006512AB"/>
     <w:rsid w:val="00666E9C"/>
@@ -6212,6 +6252,7 @@
     <w:rsid w:val="006E0C69"/>
     <w:rsid w:val="006F23D5"/>
     <w:rsid w:val="0074358F"/>
+    <w:rsid w:val="007532C6"/>
     <w:rsid w:val="0076582C"/>
     <w:rsid w:val="007A2E4E"/>
     <w:rsid w:val="007E0785"/>
@@ -6232,6 +6273,7 @@
     <w:rsid w:val="00D7729D"/>
     <w:rsid w:val="00E37FDA"/>
     <w:rsid w:val="00E553FA"/>
+    <w:rsid w:val="00ED4C89"/>
     <w:rsid w:val="00F71304"/>
     <w:rsid w:val="00FF09B5"/>
   </w:rsids>
